--- a/manuscript/word/volume_01/ch_021.docx
+++ b/manuscript/word/volume_01/ch_021.docx
@@ -15,7 +15,7 @@
         </w:rPr>
         <w:t>PHÁ TRỜI</w:t>
         <w:br/>
-        <w:t>CHƯƠNG 21: TIẾNG KIẾM NGÂN VÀ BÀN TRÀ ĐÊM</w:t>
+        <w:t>CHƯƠNG 21: CHƯƠNG 21</w:t>
       </w:r>
     </w:p>
     <w:p>
@@ -165,7 +165,7 @@
           <w:color w:val="141414"/>
           <w:sz w:val="24"/>
         </w:rPr>
-        <w:t>Cánh cửa gỗ khép lại, ngăn cách hoàn toàn sự ồn ào của phố xá bên ngoài.</w:t>
+        <w:t>Cánh cửa gỗ khép lại, ngăn cách hoàn toàn sự ồn ào của phố phường bên ngoài.</w:t>
       </w:r>
     </w:p>
     <w:p>
@@ -675,7 +675,7 @@
           <w:color w:val="141414"/>
           <w:sz w:val="24"/>
         </w:rPr>
-        <w:t>Đồng thời, tại huyệt Đại Chùy sau gáy tôi, một luồng nhiệt ấm áp khẽ trào dâng. Tôi nhận ra đó chính là đốm tàn vũ xám bạc từng rơi ra từ vạt áo của nàng ở Chương mười bảy. Hạt tàn vũ ấy suốt mấy ngày qua đã hòa tan vào dòng khí huyết Nhị Chu Thiên của tôi, và lúc này, dưới sự cộng hưởng của tiếng kiếm ngân, nó đang lặng lẽ đan kết thần thức của nàng với kình lực cơ thể tôi thành một mối liên kết vô hình nhưng chặt chẽ khôn cùng.</w:t>
+        <w:t>Đồng thời, tại huyệt Đại Chùy sau gáy tôi, một luồng nhiệt ấm áp khẽ trào dâng. Tôi nhận ra đó chính là đốm tàn vũ xám bạc từng rơi ra từ vạt áo của nàng trong đêm thứ Bảy tĩnh tọa điều tức bên dòng kênh. Hạt tàn vũ ấy suốt mấy ngày qua đã hòa tan vào dòng khí huyết Nhị Chu Thiên của tôi, và lúc này, dưới sự cộng hưởng của tiếng kiếm ngân, nó đang lặng lẽ đan kết thần thức của nàng với kình lực cơ thể tôi thành một mối liên kết vô hình nhưng chặt chẽ khôn cùng.</w:t>
       </w:r>
     </w:p>
     <w:p>
